--- a/az/scientists/CV/Word/Mammadov_Agamali_CV_AZ.docx
+++ b/az/scientists/CV/Word/Mammadov_Agamali_CV_AZ.docx
@@ -377,7 +377,7 @@
           <w:sz w:val="21"/>
           <w:szCs w:val="21"/>
         </w:rPr>
-        <w:t>Ağamalı Məmmədov 2009-cu ilin sentyabrından M. V. Lomonosov adına Moskva Dövlət Universitetinin Sosiologiya fakültəsində kommunikativ sistemlər sosiologiyası kafedrasının müdiri və professordur. 1980-ci ildə həmin universitetin fəlsəfə fakültəsini fərqlənmə diplomu ilə bitirib, sosioloq ixtisasına malikdir və hüquqşünas ixtisası da alıb. 1998-ci ildə sosiologiya elmləri doktoru, 2000-ci ildə professor elmi adını alıb. CV-də h-indeks 44, 52-dən çox monoqrafiya və dərslik, 25 elmlər namizədi və 3 elmlər doktorunun hazırlanması göstərilir.</w:t>
+        <w:t>Ağamalı Məmmədov 2009-cu ilin sentyabrından M. V. Lomonosov adına Moskva Dövlət Universitetinin Sosiologiya fakültəsində kommunikativ sistemlər sosiologiyası kafedrasının müdiri və professordur. 1980-ci ildə həmin universitetin fəlsəfə fakültəsini fərqlənmə diplomu ilə bitirib, sosioloq ixtisasına malikdir və hüquqşünas ixtisası da alıb. 1998-ci ildə sosiologiya elmləri doktoru, 2000-ci ildə professor elmi adını alıb. h-indeks 44, 52-dən çox monoqrafiya və dərslik, 25 elmlər namizədi və 3 elmlər doktorunun hazırlanması göstərilir.</w:t>
       </w:r>
     </w:p>
     <w:p>
@@ -1303,7 +1303,7 @@
                 <w:sz w:val="21"/>
                 <w:szCs w:val="21"/>
               </w:rPr>
-              <w:t>CV</w:t>
+              <w:t>Özü tərəfindən</w:t>
             </w:r>
           </w:p>
         </w:tc>
@@ -1407,7 +1407,7 @@
                 <w:sz w:val="21"/>
                 <w:szCs w:val="21"/>
               </w:rPr>
-              <w:t>CV</w:t>
+              <w:t>Özü tərəfindən</w:t>
             </w:r>
           </w:p>
         </w:tc>
